--- a/docs/Введение.docx
+++ b/docs/Введение.docx
@@ -38,7 +38,23 @@
           <w:sz w:val="28"/>
           <w:szCs w:val="28"/>
         </w:rPr>
-        <w:t xml:space="preserve">В условиях стремительного роста числа издаваемых книг и увеличения доступности цифровых ресурсов перед современным читателем встаёт непростая задача: как среди огромного количества литературы найти действительно интересные и качественные произведения. Традиционные способы выбора книг </w:t>
+        <w:t>В современном мире количество издаваемых книг растёт с каждым годом, и читателю становится всё сложнее ориентироваться в этом многообразии. Традицио</w:t>
+      </w:r>
+      <w:r>
+        <w:rPr>
+          <w:rFonts w:ascii="Times New Roman" w:hAnsi="Times New Roman" w:cs="Times New Roman"/>
+          <w:sz w:val="28"/>
+          <w:szCs w:val="28"/>
+        </w:rPr>
+        <w:t>нные способы выбора литературы –</w:t>
+      </w:r>
+      <w:r>
+        <w:rPr>
+          <w:rFonts w:ascii="Times New Roman" w:hAnsi="Times New Roman" w:cs="Times New Roman"/>
+          <w:sz w:val="28"/>
+          <w:szCs w:val="28"/>
+        </w:rPr>
+        <w:t xml:space="preserve"> рекомендации знакомых, отзывы в социальных сетях или случайные находки </w:t>
       </w:r>
       <w:r>
         <w:rPr>
@@ -54,23 +70,16 @@
           <w:sz w:val="28"/>
           <w:szCs w:val="28"/>
         </w:rPr>
-        <w:t xml:space="preserve"> рекомендации знакомых, отзывы в социальных сетях или случайные находки </w:t>
-      </w:r>
-      <w:r>
-        <w:rPr>
-          <w:rFonts w:ascii="Times New Roman" w:hAnsi="Times New Roman" w:cs="Times New Roman"/>
-          <w:sz w:val="28"/>
-          <w:szCs w:val="28"/>
-        </w:rPr>
-        <w:t>–</w:t>
-      </w:r>
-      <w:r>
-        <w:rPr>
-          <w:rFonts w:ascii="Times New Roman" w:hAnsi="Times New Roman" w:cs="Times New Roman"/>
-          <w:sz w:val="28"/>
-          <w:szCs w:val="28"/>
-        </w:rPr>
-        <w:t xml:space="preserve"> часто оказываются недостаточно эффективными. В этой связи возрастает потребность в специализированных </w:t>
+        <w:t xml:space="preserve"> часто оказываются недостаточно эффективными. </w:t>
+      </w:r>
+      <w:proofErr w:type="gramStart"/>
+      <w:r>
+        <w:rPr>
+          <w:rFonts w:ascii="Times New Roman" w:hAnsi="Times New Roman" w:cs="Times New Roman"/>
+          <w:sz w:val="28"/>
+          <w:szCs w:val="28"/>
+        </w:rPr>
+        <w:t xml:space="preserve">Возникает потребность в специализированных </w:t>
       </w:r>
       <w:proofErr w:type="spellStart"/>
       <w:r>
@@ -89,6 +98,15 @@
           <w:szCs w:val="28"/>
         </w:rPr>
         <w:t>, которые не только предоставляют достоверную и структурированную информацию о книгах, но и помогают ориентироваться в их многообразии на основе коллективного мнения читателей.</w:t>
+      </w:r>
+      <w:proofErr w:type="gramEnd"/>
+      <w:r>
+        <w:rPr>
+          <w:rFonts w:ascii="Times New Roman" w:hAnsi="Times New Roman" w:cs="Times New Roman"/>
+          <w:sz w:val="28"/>
+          <w:szCs w:val="28"/>
+        </w:rPr>
+        <w:t xml:space="preserve"> При этом существующие аналоги либо предлагают ограниченный функционал, либо перегружены рекламой и имеют неудобный интерфейс.</w:t>
       </w:r>
     </w:p>
     <w:p>
@@ -126,41 +144,7 @@
           <w:sz w:val="28"/>
           <w:szCs w:val="28"/>
         </w:rPr>
-        <w:t xml:space="preserve">» призван решить указанную проблему. Он представляет собой информационную систему, объединяющую каталог книг, систему читательских оценок и рецензий, а также площадку для обсуждения литературных произведений. Основная цель проекта </w:t>
-      </w:r>
-      <w:r>
-        <w:rPr>
-          <w:rFonts w:ascii="Times New Roman" w:hAnsi="Times New Roman" w:cs="Times New Roman"/>
-          <w:sz w:val="28"/>
-          <w:szCs w:val="28"/>
-        </w:rPr>
-        <w:t>–</w:t>
-      </w:r>
-      <w:r>
-        <w:rPr>
-          <w:rFonts w:ascii="Times New Roman" w:hAnsi="Times New Roman" w:cs="Times New Roman"/>
-          <w:sz w:val="28"/>
-          <w:szCs w:val="28"/>
-        </w:rPr>
-        <w:t xml:space="preserve"> создать удобный и функциональный </w:t>
-      </w:r>
-      <w:proofErr w:type="spellStart"/>
-      <w:r>
-        <w:rPr>
-          <w:rFonts w:ascii="Times New Roman" w:hAnsi="Times New Roman" w:cs="Times New Roman"/>
-          <w:sz w:val="28"/>
-          <w:szCs w:val="28"/>
-        </w:rPr>
-        <w:t>веб-ресурс</w:t>
-      </w:r>
-      <w:proofErr w:type="spellEnd"/>
-      <w:r>
-        <w:rPr>
-          <w:rFonts w:ascii="Times New Roman" w:hAnsi="Times New Roman" w:cs="Times New Roman"/>
-          <w:sz w:val="28"/>
-          <w:szCs w:val="28"/>
-        </w:rPr>
-        <w:t>, где каждый пользователь сможет быстро найти интересующую книгу, ознакомиться с её описанием, узнать мнение других читателей, оценить произведение, а также поделиться собственными впечатлениями.</w:t>
+        <w:t>» призван решить указанную проблему. Он представляет собой информационную систему, объединяющую каталог книг, систему читательских оценок и рецензий, а также площадку для обсуждения литературных произведений.</w:t>
       </w:r>
     </w:p>
     <w:p>
@@ -180,45 +164,41 @@
           <w:sz w:val="28"/>
           <w:szCs w:val="28"/>
         </w:rPr>
-        <w:t xml:space="preserve">Актуальность темы обусловлена тем, что современные любители чтения всё чаще обращаются к </w:t>
+        <w:t xml:space="preserve">Цель дипломного проекта </w:t>
+      </w:r>
+      <w:r>
+        <w:rPr>
+          <w:rFonts w:ascii="Times New Roman" w:hAnsi="Times New Roman" w:cs="Times New Roman"/>
+          <w:sz w:val="28"/>
+          <w:szCs w:val="28"/>
+        </w:rPr>
+        <w:t>–</w:t>
+      </w:r>
+      <w:r>
+        <w:rPr>
+          <w:rFonts w:ascii="Times New Roman" w:hAnsi="Times New Roman" w:cs="Times New Roman"/>
+          <w:sz w:val="28"/>
+          <w:szCs w:val="28"/>
+        </w:rPr>
+        <w:t xml:space="preserve"> разработать информационный сайт для </w:t>
       </w:r>
       <w:proofErr w:type="spellStart"/>
-      <w:proofErr w:type="gramStart"/>
-      <w:r>
-        <w:rPr>
-          <w:rFonts w:ascii="Times New Roman" w:hAnsi="Times New Roman" w:cs="Times New Roman"/>
-          <w:sz w:val="28"/>
-          <w:szCs w:val="28"/>
-        </w:rPr>
-        <w:t>интернет-сервисам</w:t>
+      <w:r>
+        <w:rPr>
+          <w:rFonts w:ascii="Times New Roman" w:hAnsi="Times New Roman" w:cs="Times New Roman"/>
+          <w:sz w:val="28"/>
+          <w:szCs w:val="28"/>
+        </w:rPr>
+        <w:t>книгоманов</w:t>
       </w:r>
       <w:proofErr w:type="spellEnd"/>
-      <w:proofErr w:type="gramEnd"/>
-      <w:r>
-        <w:rPr>
-          <w:rFonts w:ascii="Times New Roman" w:hAnsi="Times New Roman" w:cs="Times New Roman"/>
-          <w:sz w:val="28"/>
-          <w:szCs w:val="28"/>
-        </w:rPr>
-        <w:t xml:space="preserve"> для поиска и выбора литературы. При этом существующие аналоги либо предлагают ограниченный функционал, либо перегружены рекламой и имеют неудобный интерфейс. Сайт «</w:t>
-      </w:r>
-      <w:proofErr w:type="spellStart"/>
-      <w:r>
-        <w:rPr>
-          <w:rFonts w:ascii="Times New Roman" w:hAnsi="Times New Roman" w:cs="Times New Roman"/>
-          <w:sz w:val="28"/>
-          <w:szCs w:val="28"/>
-        </w:rPr>
-        <w:t>Книгоманы</w:t>
-      </w:r>
-      <w:proofErr w:type="spellEnd"/>
-      <w:r>
-        <w:rPr>
-          <w:rFonts w:ascii="Times New Roman" w:hAnsi="Times New Roman" w:cs="Times New Roman"/>
-          <w:sz w:val="28"/>
-          <w:szCs w:val="28"/>
-        </w:rPr>
-        <w:t>» ориентирован на создание комфортной и безопасной среды для читателей: предусмотрена защита от автоматической регистрации, ограничение количества неудачных попыток входа, восстановление пароля через электронную почту, а также разграничение прав доступа в зависимости от роли пользователя.</w:t>
+      <w:r>
+        <w:rPr>
+          <w:rFonts w:ascii="Times New Roman" w:hAnsi="Times New Roman" w:cs="Times New Roman"/>
+          <w:sz w:val="28"/>
+          <w:szCs w:val="28"/>
+        </w:rPr>
+        <w:t>, обеспечивающий удобный поиск и каталогизацию книг, возможность их оценки и обсуждения, а также разграничение прав доступа для различных категорий пользователей.</w:t>
       </w:r>
     </w:p>
     <w:p>
@@ -238,7 +218,6 @@
           <w:sz w:val="28"/>
           <w:szCs w:val="28"/>
         </w:rPr>
-        <w:lastRenderedPageBreak/>
         <w:t>В ходе выполнения дипломного проекта решаются следующие задачи:</w:t>
       </w:r>
     </w:p>
@@ -553,6 +532,7 @@
           <w:sz w:val="28"/>
           <w:szCs w:val="28"/>
         </w:rPr>
+        <w:lastRenderedPageBreak/>
         <w:t>провести тестирование;</w:t>
       </w:r>
     </w:p>
@@ -610,52 +590,6 @@
           <w:szCs w:val="28"/>
         </w:rPr>
         <w:t>провести технико-экономическое обоснование разработки и рассмотреть безопасные условия труда программиста.</w:t>
-      </w:r>
-    </w:p>
-    <w:p>
-      <w:pPr>
-        <w:spacing w:after="0" w:line="360" w:lineRule="auto"/>
-        <w:ind w:firstLine="567"/>
-        <w:jc w:val="both"/>
-        <w:rPr>
-          <w:rFonts w:ascii="Times New Roman" w:hAnsi="Times New Roman" w:cs="Times New Roman"/>
-          <w:sz w:val="28"/>
-          <w:szCs w:val="28"/>
-        </w:rPr>
-      </w:pPr>
-      <w:r>
-        <w:rPr>
-          <w:rFonts w:ascii="Times New Roman" w:hAnsi="Times New Roman" w:cs="Times New Roman"/>
-          <w:sz w:val="28"/>
-          <w:szCs w:val="28"/>
-        </w:rPr>
-        <w:t xml:space="preserve">В результате выполнения дипломного проекта должен быть получен полностью функционирующий </w:t>
-      </w:r>
-      <w:proofErr w:type="spellStart"/>
-      <w:r>
-        <w:rPr>
-          <w:rFonts w:ascii="Times New Roman" w:hAnsi="Times New Roman" w:cs="Times New Roman"/>
-          <w:sz w:val="28"/>
-          <w:szCs w:val="28"/>
-        </w:rPr>
-        <w:t>веб-сайт</w:t>
-      </w:r>
-      <w:proofErr w:type="spellEnd"/>
-      <w:r>
-        <w:rPr>
-          <w:rFonts w:ascii="Times New Roman" w:hAnsi="Times New Roman" w:cs="Times New Roman"/>
-          <w:sz w:val="28"/>
-          <w:szCs w:val="28"/>
-        </w:rPr>
-        <w:t xml:space="preserve">. </w:t>
-      </w:r>
-      <w:r>
-        <w:rPr>
-          <w:rFonts w:ascii="Times New Roman" w:hAnsi="Times New Roman" w:cs="Times New Roman"/>
-          <w:sz w:val="28"/>
-          <w:szCs w:val="28"/>
-        </w:rPr>
-        <w:t>Разработанное решение может быть использовано как для личных целей любителями чтения, так и в качестве базы для последующего коммерческого развития или интеграции с другими книжными сервисами.</w:t>
       </w:r>
     </w:p>
     <w:sectPr>

--- a/docs/Введение.docx
+++ b/docs/Введение.docx
@@ -70,43 +70,7 @@
           <w:sz w:val="28"/>
           <w:szCs w:val="28"/>
         </w:rPr>
-        <w:t xml:space="preserve"> часто оказываются недостаточно эффективными. </w:t>
-      </w:r>
-      <w:proofErr w:type="gramStart"/>
-      <w:r>
-        <w:rPr>
-          <w:rFonts w:ascii="Times New Roman" w:hAnsi="Times New Roman" w:cs="Times New Roman"/>
-          <w:sz w:val="28"/>
-          <w:szCs w:val="28"/>
-        </w:rPr>
-        <w:t xml:space="preserve">Возникает потребность в специализированных </w:t>
-      </w:r>
-      <w:proofErr w:type="spellStart"/>
-      <w:r>
-        <w:rPr>
-          <w:rFonts w:ascii="Times New Roman" w:hAnsi="Times New Roman" w:cs="Times New Roman"/>
-          <w:sz w:val="28"/>
-          <w:szCs w:val="28"/>
-        </w:rPr>
-        <w:t>интернет-ресурсах</w:t>
-      </w:r>
-      <w:proofErr w:type="spellEnd"/>
-      <w:r>
-        <w:rPr>
-          <w:rFonts w:ascii="Times New Roman" w:hAnsi="Times New Roman" w:cs="Times New Roman"/>
-          <w:sz w:val="28"/>
-          <w:szCs w:val="28"/>
-        </w:rPr>
-        <w:t>, которые не только предоставляют достоверную и структурированную информацию о книгах, но и помогают ориентироваться в их многообразии на основе коллективного мнения читателей.</w:t>
-      </w:r>
-      <w:proofErr w:type="gramEnd"/>
-      <w:r>
-        <w:rPr>
-          <w:rFonts w:ascii="Times New Roman" w:hAnsi="Times New Roman" w:cs="Times New Roman"/>
-          <w:sz w:val="28"/>
-          <w:szCs w:val="28"/>
-        </w:rPr>
-        <w:t xml:space="preserve"> При этом существующие аналоги либо предлагают ограниченный функционал, либо перегружены рекламой и имеют неудобный интерфейс.</w:t>
+        <w:t xml:space="preserve"> часто оказываются недостаточно эффективными. Возникает потребность в специализированных интернет-ресурсах, которые не только предоставляют достоверную и структурированную информацию о книгах, но и помогают ориентироваться в их многообразии на основе коллективного мнения читателей. При этом существующие аналоги либо предлагают ограниченный функционал, либо перегружены рекламой и имеют неудобный интерфейс.</w:t>
       </w:r>
     </w:p>
     <w:p>
@@ -144,7 +108,17 @@
           <w:sz w:val="28"/>
           <w:szCs w:val="28"/>
         </w:rPr>
-        <w:t>» призван решить указанную проблему. Он представляет собой информационную систему, объединяющую каталог книг, систему читательских оценок и рецензий, а также площадку для обсуждения литературных произведений.</w:t>
+        <w:t>» призван решить указанную проблему. Он представляет собой информационную систему, объединяющую каталог книг, систему читательских оценок и рецензи</w:t>
+      </w:r>
+      <w:bookmarkStart w:id="0" w:name="_GoBack"/>
+      <w:bookmarkEnd w:id="0"/>
+      <w:r>
+        <w:rPr>
+          <w:rFonts w:ascii="Times New Roman" w:hAnsi="Times New Roman" w:cs="Times New Roman"/>
+          <w:sz w:val="28"/>
+          <w:szCs w:val="28"/>
+        </w:rPr>
+        <w:t>й, а также площадку для обсуждения литературных произведений.</w:t>
       </w:r>
     </w:p>
     <w:p>
@@ -180,7 +154,7 @@
           <w:sz w:val="28"/>
           <w:szCs w:val="28"/>
         </w:rPr>
-        <w:t xml:space="preserve"> разработать информационный сайт для </w:t>
+        <w:t xml:space="preserve"> разработать сайт для </w:t>
       </w:r>
       <w:proofErr w:type="spellStart"/>
       <w:r>
@@ -198,7 +172,7 @@
           <w:sz w:val="28"/>
           <w:szCs w:val="28"/>
         </w:rPr>
-        <w:t>, обеспечивающий удобный поиск и каталогизацию книг, возможность их оценки и обсуждения, а также разграничение прав доступа для различных категорий пользователей.</w:t>
+        <w:t>.</w:t>
       </w:r>
     </w:p>
     <w:p>
@@ -218,7 +192,31 @@
           <w:sz w:val="28"/>
           <w:szCs w:val="28"/>
         </w:rPr>
-        <w:t>В ходе выполнения дипломного проекта решаются следующие задачи:</w:t>
+        <w:t xml:space="preserve">В ходе выполнения дипломного проекта </w:t>
+      </w:r>
+      <w:r>
+        <w:rPr>
+          <w:rFonts w:ascii="Times New Roman" w:hAnsi="Times New Roman" w:cs="Times New Roman"/>
+          <w:sz w:val="28"/>
+          <w:szCs w:val="28"/>
+        </w:rPr>
+        <w:t xml:space="preserve">необходимо </w:t>
+      </w:r>
+      <w:r>
+        <w:rPr>
+          <w:rFonts w:ascii="Times New Roman" w:hAnsi="Times New Roman" w:cs="Times New Roman"/>
+          <w:sz w:val="28"/>
+          <w:szCs w:val="28"/>
+        </w:rPr>
+        <w:t>выполнить</w:t>
+      </w:r>
+      <w:r>
+        <w:rPr>
+          <w:rFonts w:ascii="Times New Roman" w:hAnsi="Times New Roman" w:cs="Times New Roman"/>
+          <w:sz w:val="28"/>
+          <w:szCs w:val="28"/>
+        </w:rPr>
+        <w:t xml:space="preserve"> следующие задачи:</w:t>
       </w:r>
     </w:p>
     <w:p>
@@ -302,97 +300,7 @@
           <w:sz w:val="28"/>
           <w:szCs w:val="28"/>
         </w:rPr>
-        <w:t xml:space="preserve">выбрать средства разработки (СУБД </w:t>
-      </w:r>
-      <w:proofErr w:type="spellStart"/>
-      <w:r>
-        <w:rPr>
-          <w:rFonts w:ascii="Times New Roman" w:hAnsi="Times New Roman" w:cs="Times New Roman"/>
-          <w:sz w:val="28"/>
-          <w:szCs w:val="28"/>
-        </w:rPr>
-        <w:t>PostgreSQL</w:t>
-      </w:r>
-      <w:proofErr w:type="spellEnd"/>
-      <w:r>
-        <w:rPr>
-          <w:rFonts w:ascii="Times New Roman" w:hAnsi="Times New Roman" w:cs="Times New Roman"/>
-          <w:sz w:val="28"/>
-          <w:szCs w:val="28"/>
-        </w:rPr>
-        <w:t xml:space="preserve">, среда </w:t>
-      </w:r>
-      <w:proofErr w:type="spellStart"/>
-      <w:r>
-        <w:rPr>
-          <w:rFonts w:ascii="Times New Roman" w:hAnsi="Times New Roman" w:cs="Times New Roman"/>
-          <w:sz w:val="28"/>
-          <w:szCs w:val="28"/>
-        </w:rPr>
-        <w:t>Microsoft</w:t>
-      </w:r>
-      <w:proofErr w:type="spellEnd"/>
-      <w:r>
-        <w:rPr>
-          <w:rFonts w:ascii="Times New Roman" w:hAnsi="Times New Roman" w:cs="Times New Roman"/>
-          <w:sz w:val="28"/>
-          <w:szCs w:val="28"/>
-        </w:rPr>
-        <w:t xml:space="preserve"> </w:t>
-      </w:r>
-      <w:proofErr w:type="spellStart"/>
-      <w:r>
-        <w:rPr>
-          <w:rFonts w:ascii="Times New Roman" w:hAnsi="Times New Roman" w:cs="Times New Roman"/>
-          <w:sz w:val="28"/>
-          <w:szCs w:val="28"/>
-        </w:rPr>
-        <w:t>Visual</w:t>
-      </w:r>
-      <w:proofErr w:type="spellEnd"/>
-      <w:r>
-        <w:rPr>
-          <w:rFonts w:ascii="Times New Roman" w:hAnsi="Times New Roman" w:cs="Times New Roman"/>
-          <w:sz w:val="28"/>
-          <w:szCs w:val="28"/>
-        </w:rPr>
-        <w:t xml:space="preserve"> </w:t>
-      </w:r>
-      <w:proofErr w:type="spellStart"/>
-      <w:r>
-        <w:rPr>
-          <w:rFonts w:ascii="Times New Roman" w:hAnsi="Times New Roman" w:cs="Times New Roman"/>
-          <w:sz w:val="28"/>
-          <w:szCs w:val="28"/>
-        </w:rPr>
-        <w:t>Studio</w:t>
-      </w:r>
-      <w:proofErr w:type="spellEnd"/>
-      <w:r>
-        <w:rPr>
-          <w:rFonts w:ascii="Times New Roman" w:hAnsi="Times New Roman" w:cs="Times New Roman"/>
-          <w:sz w:val="28"/>
-          <w:szCs w:val="28"/>
-        </w:rPr>
-        <w:t xml:space="preserve"> </w:t>
-      </w:r>
-      <w:proofErr w:type="spellStart"/>
-      <w:r>
-        <w:rPr>
-          <w:rFonts w:ascii="Times New Roman" w:hAnsi="Times New Roman" w:cs="Times New Roman"/>
-          <w:sz w:val="28"/>
-          <w:szCs w:val="28"/>
-        </w:rPr>
-        <w:t>Code</w:t>
-      </w:r>
-      <w:proofErr w:type="spellEnd"/>
-      <w:r>
-        <w:rPr>
-          <w:rFonts w:ascii="Times New Roman" w:hAnsi="Times New Roman" w:cs="Times New Roman"/>
-          <w:sz w:val="28"/>
-          <w:szCs w:val="28"/>
-        </w:rPr>
-        <w:t>);</w:t>
+        <w:t>выбрать средства разработки;</w:t>
       </w:r>
     </w:p>
     <w:p>
@@ -532,7 +440,6 @@
           <w:sz w:val="28"/>
           <w:szCs w:val="28"/>
         </w:rPr>
-        <w:lastRenderedPageBreak/>
         <w:t>провести тестирование;</w:t>
       </w:r>
     </w:p>
@@ -589,6 +496,7 @@
           <w:sz w:val="28"/>
           <w:szCs w:val="28"/>
         </w:rPr>
+        <w:lastRenderedPageBreak/>
         <w:t>провести технико-экономическое обоснование разработки и рассмотреть безопасные условия труда программиста.</w:t>
       </w:r>
     </w:p>
